--- a/team-exercises/Pampered_Pets_Risk_Identification_Report_2.docx
+++ b/team-exercises/Pampered_Pets_Risk_Identification_Report_2.docx
@@ -46,7 +46,7 @@
           <w:sz w:val="19"/>
           <w:szCs w:val="19"/>
         </w:rPr>
-        <w:t xml:space="preserve">Security and Risk Management (SRM_PCOM7E) — Development Team Project, Group 2</w:t>
+        <w:t xml:space="preserve">Security and Risk Management (SRM_PCOM7E): Development Team Project, Group 2</w:t>
       </w:r>
     </w:p>
     <w:p>
@@ -174,7 +174,7 @@
           <w:sz w:val="21"/>
           <w:szCs w:val="21"/>
         </w:rPr>
-        <w:t xml:space="preserve">Fitness for purpose: its asset-based identification approach suits an organisation whose critical assets are few and tangible — recipes, supplier relationships, transaction records and brand reputation.</w:t>
+        <w:t xml:space="preserve">Fitness for purpose: its asset-based identification approach suits an organisation whose critical assets are few and tangible: recipes, supplier relationships, transaction records and brand reputation.</w:t>
       </w:r>
     </w:p>
     <w:p>
@@ -1434,7 +1434,7 @@
           <w:sz w:val="17"/>
           <w:szCs w:val="17"/>
         </w:rPr>
-        <w:t xml:space="preserve">Table 1: Risk register — current state (likelihood and impact scored 1–5).</w:t>
+        <w:t xml:space="preserve">Table 1: Risk register: current state (likelihood and impact scored 1-5).</w:t>
       </w:r>
     </w:p>
     <w:p>
@@ -2788,7 +2788,7 @@
           <w:sz w:val="17"/>
           <w:szCs w:val="17"/>
         </w:rPr>
-        <w:t xml:space="preserve">Table 2: Risk register — post-digitalisation.</w:t>
+        <w:t xml:space="preserve">Table 2: Risk register: post-digitalisation.</w:t>
       </w:r>
     </w:p>
     <w:p>
@@ -3412,7 +3412,7 @@
                 <w:sz w:val="17"/>
                 <w:szCs w:val="17"/>
               </w:rPr>
-              <w:t xml:space="preserve">Phase 1 – Security baseline</w:t>
+              <w:t xml:space="preserve">Phase 1: Security baseline</w:t>
             </w:r>
           </w:p>
         </w:tc>
@@ -3804,7 +3804,7 @@
                 <w:sz w:val="17"/>
                 <w:szCs w:val="17"/>
               </w:rPr>
-              <w:t xml:space="preserve">Phase 2 – E-commerce &amp; PCI DSS</w:t>
+              <w:t xml:space="preserve">Phase 2: E-commerce &amp; PCI DSS</w:t>
             </w:r>
           </w:p>
         </w:tc>
@@ -4195,7 +4195,7 @@
                 <w:sz w:val="17"/>
                 <w:szCs w:val="17"/>
               </w:rPr>
-              <w:t xml:space="preserve">Phase 3 – Cloud inventory system</w:t>
+              <w:t xml:space="preserve">Phase 3: Cloud inventory system</w:t>
             </w:r>
           </w:p>
         </w:tc>
@@ -4587,7 +4587,7 @@
                 <w:sz w:val="17"/>
                 <w:szCs w:val="17"/>
               </w:rPr>
-              <w:t xml:space="preserve">Phase 4 – Staged international sourcing</w:t>
+              <w:t xml:space="preserve">Phase 4: Staged international sourcing</w:t>
             </w:r>
           </w:p>
         </w:tc>
@@ -4978,7 +4978,7 @@
                 <w:sz w:val="17"/>
                 <w:szCs w:val="17"/>
               </w:rPr>
-              <w:t xml:space="preserve">Continuous – Training &amp; risk review</w:t>
+              <w:t xml:space="preserve">Continuous: Training &amp; risk review</w:t>
             </w:r>
           </w:p>
         </w:tc>
@@ -5532,7 +5532,7 @@
           <w:sz w:val="20"/>
           <w:szCs w:val="20"/>
         </w:rPr>
-        <w:t xml:space="preserve">ISO/IEC 27005:2022 Information security, cybersecurity and privacy protection — Guidance on managing information security risks</w:t>
+        <w:t xml:space="preserve">ISO/IEC 27005:2022 Information security, cybersecurity and privacy protection: Guidance on managing information security risks</w:t>
       </w:r>
       <w:r>
         <w:rPr>
@@ -5726,6 +5726,12 @@
       </w:r>
     </w:p>
     <w:sectPr>
+      <w:headerReference w:type="default" r:id="rId8"/>
+      <w:footerReference w:type="default" r:id="rId9"/>
+      <w:headerReference w:type="first" r:id="rId10"/>
+      <w:footerReference w:type="first" r:id="rId11"/>
+      <w:headerReference w:type="even" r:id="rId12"/>
+      <w:footerReference w:type="even" r:id="rId13"/>
       <w:pgSz w:w="11906" w:h="16838" w:orient="portrait"/>
       <w:pgMar w:top="1080" w:right="1080" w:bottom="1080" w:left="1080" w:header="708" w:footer="708" w:gutter="0"/>
       <w:pgNumType/>
@@ -5776,6 +5782,36 @@
 </w:endnotes>
 </file>
 
+<file path=word/footer1.xml><?xml version="1.0" encoding="utf-8"?>
+<w:ftr xmlns:m="http://schemas.openxmlformats.org/officeDocument/2006/math" xmlns:mc="http://schemas.openxmlformats.org/markup-compatibility/2006" xmlns:mo="http://schemas.microsoft.com/office/mac/office/2008/main" xmlns:mv="urn:schemas-microsoft-com:mac:vml" xmlns:o="urn:schemas-microsoft-com:office:office" xmlns:r="http://schemas.openxmlformats.org/officeDocument/2006/relationships" xmlns:v="urn:schemas-microsoft-com:vml" xmlns:w10="urn:schemas-microsoft-com:office:word" xmlns:w14="http://schemas.microsoft.com/office/word/2010/wordml" xmlns:w="http://schemas.openxmlformats.org/wordprocessingml/2006/main" xmlns:wne="http://schemas.microsoft.com/office/word/2006/wordml" xmlns:wp14="http://schemas.microsoft.com/office/word/2010/wordprocessingDrawing" xmlns:wp="http://schemas.openxmlformats.org/drawingml/2006/wordprocessingDrawing" xmlns:wpc="http://schemas.microsoft.com/office/word/2010/wordprocessingCanvas" xmlns:wpg="http://schemas.microsoft.com/office/word/2010/wordprocessingGroup" xmlns:wpi="http://schemas.microsoft.com/office/word/2010/wordprocessingInk" xmlns:wps="http://schemas.microsoft.com/office/word/2010/wordprocessingShape" mc:Ignorable="w14 wp14">
+  <w:p>
+    <w:pPr>
+      <w:pStyle w:val="Footer"/>
+    </w:pPr>
+  </w:p>
+</w:ftr>
+</file>
+
+<file path=word/footer2.xml><?xml version="1.0" encoding="utf-8"?>
+<w:ftr xmlns:m="http://schemas.openxmlformats.org/officeDocument/2006/math" xmlns:mc="http://schemas.openxmlformats.org/markup-compatibility/2006" xmlns:mo="http://schemas.microsoft.com/office/mac/office/2008/main" xmlns:mv="urn:schemas-microsoft-com:mac:vml" xmlns:o="urn:schemas-microsoft-com:office:office" xmlns:r="http://schemas.openxmlformats.org/officeDocument/2006/relationships" xmlns:v="urn:schemas-microsoft-com:vml" xmlns:w10="urn:schemas-microsoft-com:office:word" xmlns:w14="http://schemas.microsoft.com/office/word/2010/wordml" xmlns:w="http://schemas.openxmlformats.org/wordprocessingml/2006/main" xmlns:wne="http://schemas.microsoft.com/office/word/2006/wordml" xmlns:wp14="http://schemas.microsoft.com/office/word/2010/wordprocessingDrawing" xmlns:wp="http://schemas.openxmlformats.org/drawingml/2006/wordprocessingDrawing" xmlns:wpc="http://schemas.microsoft.com/office/word/2010/wordprocessingCanvas" xmlns:wpg="http://schemas.microsoft.com/office/word/2010/wordprocessingGroup" xmlns:wpi="http://schemas.microsoft.com/office/word/2010/wordprocessingInk" xmlns:wps="http://schemas.microsoft.com/office/word/2010/wordprocessingShape" mc:Ignorable="w14 wp14">
+  <w:p>
+    <w:pPr>
+      <w:pStyle w:val="Footer"/>
+    </w:pPr>
+  </w:p>
+</w:ftr>
+</file>
+
+<file path=word/footer3.xml><?xml version="1.0" encoding="utf-8"?>
+<w:ftr xmlns:m="http://schemas.openxmlformats.org/officeDocument/2006/math" xmlns:mc="http://schemas.openxmlformats.org/markup-compatibility/2006" xmlns:mo="http://schemas.microsoft.com/office/mac/office/2008/main" xmlns:mv="urn:schemas-microsoft-com:mac:vml" xmlns:o="urn:schemas-microsoft-com:office:office" xmlns:r="http://schemas.openxmlformats.org/officeDocument/2006/relationships" xmlns:v="urn:schemas-microsoft-com:vml" xmlns:w10="urn:schemas-microsoft-com:office:word" xmlns:w14="http://schemas.microsoft.com/office/word/2010/wordml" xmlns:w="http://schemas.openxmlformats.org/wordprocessingml/2006/main" xmlns:wne="http://schemas.microsoft.com/office/word/2006/wordml" xmlns:wp14="http://schemas.microsoft.com/office/word/2010/wordprocessingDrawing" xmlns:wp="http://schemas.openxmlformats.org/drawingml/2006/wordprocessingDrawing" xmlns:wpc="http://schemas.microsoft.com/office/word/2010/wordprocessingCanvas" xmlns:wpg="http://schemas.microsoft.com/office/word/2010/wordprocessingGroup" xmlns:wpi="http://schemas.microsoft.com/office/word/2010/wordprocessingInk" xmlns:wps="http://schemas.microsoft.com/office/word/2010/wordprocessingShape" mc:Ignorable="w14 wp14">
+  <w:p>
+    <w:pPr>
+      <w:pStyle w:val="Footer"/>
+    </w:pPr>
+  </w:p>
+</w:ftr>
+</file>
+
 <file path=word/footnotes.xml><?xml version="1.0" encoding="utf-8"?>
 <w:footnotes xmlns:wpc="http://schemas.microsoft.com/office/word/2010/wordprocessingCanvas" xmlns:mc="http://schemas.openxmlformats.org/markup-compatibility/2006" xmlns:o="urn:schemas-microsoft-com:office:office" xmlns:r="http://schemas.openxmlformats.org/officeDocument/2006/relationships" xmlns:m="http://schemas.openxmlformats.org/officeDocument/2006/math" xmlns:v="urn:schemas-microsoft-com:vml" xmlns:wp14="http://schemas.microsoft.com/office/word/2010/wordprocessingDrawing" xmlns:wp="http://schemas.openxmlformats.org/drawingml/2006/wordprocessingDrawing" xmlns:w10="urn:schemas-microsoft-com:office:word" xmlns:w="http://schemas.openxmlformats.org/wordprocessingml/2006/main" xmlns:w14="http://schemas.microsoft.com/office/word/2010/wordml" xmlns:w15="http://schemas.microsoft.com/office/word/2012/wordml" xmlns:wpg="http://schemas.microsoft.com/office/word/2010/wordprocessingGroup" xmlns:wpi="http://schemas.microsoft.com/office/word/2010/wordprocessingInk" xmlns:wne="http://schemas.microsoft.com/office/word/2006/wordml" xmlns:wps="http://schemas.microsoft.com/office/word/2010/wordprocessingShape" mc:Ignorable="w14 w15 wp14">
   <w:footnote w:type="separator" w:id="-1">
@@ -5811,6 +5847,36 @@
     </w:p>
   </w:footnote>
 </w:footnotes>
+</file>
+
+<file path=word/header1.xml><?xml version="1.0" encoding="utf-8"?>
+<w:hdr xmlns:m="http://schemas.openxmlformats.org/officeDocument/2006/math" xmlns:mc="http://schemas.openxmlformats.org/markup-compatibility/2006" xmlns:mo="http://schemas.microsoft.com/office/mac/office/2008/main" xmlns:mv="urn:schemas-microsoft-com:mac:vml" xmlns:o="urn:schemas-microsoft-com:office:office" xmlns:r="http://schemas.openxmlformats.org/officeDocument/2006/relationships" xmlns:v="urn:schemas-microsoft-com:vml" xmlns:w10="urn:schemas-microsoft-com:office:word" xmlns:w14="http://schemas.microsoft.com/office/word/2010/wordml" xmlns:w="http://schemas.openxmlformats.org/wordprocessingml/2006/main" xmlns:wne="http://schemas.microsoft.com/office/word/2006/wordml" xmlns:wp14="http://schemas.microsoft.com/office/word/2010/wordprocessingDrawing" xmlns:wp="http://schemas.openxmlformats.org/drawingml/2006/wordprocessingDrawing" xmlns:wpc="http://schemas.microsoft.com/office/word/2010/wordprocessingCanvas" xmlns:wpg="http://schemas.microsoft.com/office/word/2010/wordprocessingGroup" xmlns:wpi="http://schemas.microsoft.com/office/word/2010/wordprocessingInk" xmlns:wps="http://schemas.microsoft.com/office/word/2010/wordprocessingShape" mc:Ignorable="w14 wp14">
+  <w:p>
+    <w:pPr>
+      <w:pStyle w:val="Header"/>
+    </w:pPr>
+  </w:p>
+</w:hdr>
+</file>
+
+<file path=word/header2.xml><?xml version="1.0" encoding="utf-8"?>
+<w:hdr xmlns:m="http://schemas.openxmlformats.org/officeDocument/2006/math" xmlns:mc="http://schemas.openxmlformats.org/markup-compatibility/2006" xmlns:mo="http://schemas.microsoft.com/office/mac/office/2008/main" xmlns:mv="urn:schemas-microsoft-com:mac:vml" xmlns:o="urn:schemas-microsoft-com:office:office" xmlns:r="http://schemas.openxmlformats.org/officeDocument/2006/relationships" xmlns:v="urn:schemas-microsoft-com:vml" xmlns:w10="urn:schemas-microsoft-com:office:word" xmlns:w14="http://schemas.microsoft.com/office/word/2010/wordml" xmlns:w="http://schemas.openxmlformats.org/wordprocessingml/2006/main" xmlns:wne="http://schemas.microsoft.com/office/word/2006/wordml" xmlns:wp14="http://schemas.microsoft.com/office/word/2010/wordprocessingDrawing" xmlns:wp="http://schemas.openxmlformats.org/drawingml/2006/wordprocessingDrawing" xmlns:wpc="http://schemas.microsoft.com/office/word/2010/wordprocessingCanvas" xmlns:wpg="http://schemas.microsoft.com/office/word/2010/wordprocessingGroup" xmlns:wpi="http://schemas.microsoft.com/office/word/2010/wordprocessingInk" xmlns:wps="http://schemas.microsoft.com/office/word/2010/wordprocessingShape" mc:Ignorable="w14 wp14">
+  <w:p>
+    <w:pPr>
+      <w:pStyle w:val="Header"/>
+    </w:pPr>
+  </w:p>
+</w:hdr>
+</file>
+
+<file path=word/header3.xml><?xml version="1.0" encoding="utf-8"?>
+<w:hdr xmlns:m="http://schemas.openxmlformats.org/officeDocument/2006/math" xmlns:mc="http://schemas.openxmlformats.org/markup-compatibility/2006" xmlns:mo="http://schemas.microsoft.com/office/mac/office/2008/main" xmlns:mv="urn:schemas-microsoft-com:mac:vml" xmlns:o="urn:schemas-microsoft-com:office:office" xmlns:r="http://schemas.openxmlformats.org/officeDocument/2006/relationships" xmlns:v="urn:schemas-microsoft-com:vml" xmlns:w10="urn:schemas-microsoft-com:office:word" xmlns:w14="http://schemas.microsoft.com/office/word/2010/wordml" xmlns:w="http://schemas.openxmlformats.org/wordprocessingml/2006/main" xmlns:wne="http://schemas.microsoft.com/office/word/2006/wordml" xmlns:wp14="http://schemas.microsoft.com/office/word/2010/wordprocessingDrawing" xmlns:wp="http://schemas.openxmlformats.org/drawingml/2006/wordprocessingDrawing" xmlns:wpc="http://schemas.microsoft.com/office/word/2010/wordprocessingCanvas" xmlns:wpg="http://schemas.microsoft.com/office/word/2010/wordprocessingGroup" xmlns:wpi="http://schemas.microsoft.com/office/word/2010/wordprocessingInk" xmlns:wps="http://schemas.microsoft.com/office/word/2010/wordprocessingShape" mc:Ignorable="w14 wp14">
+  <w:p>
+    <w:pPr>
+      <w:pStyle w:val="Header"/>
+    </w:pPr>
+  </w:p>
+</w:hdr>
 </file>
 
 <file path=word/numbering.xml><?xml version="1.0" encoding="utf-8"?>

--- a/team-exercises/Pampered_Pets_Risk_Identification_Report_2.docx
+++ b/team-exercises/Pampered_Pets_Risk_Identification_Report_2.docx
@@ -47,26 +47,6 @@
           <w:szCs w:val="19"/>
         </w:rPr>
         <w:t xml:space="preserve">Security and Risk Management (SRM_PCOM7E): Development Team Project, Group 2</w:t>
-      </w:r>
-    </w:p>
-    <w:p>
-      <w:pPr>
-        <w:pBdr>
-          <w:bottom w:val="single" w:color="1F3864" w:sz="6" w:space="8"/>
-        </w:pBdr>
-        <w:spacing w:after="360"/>
-        <w:jc w:val="center"/>
-      </w:pPr>
-      <w:r>
-        <w:rPr>
-          <w:rFonts w:ascii="Calibri" w:cs="Calibri" w:eastAsia="Calibri" w:hAnsi="Calibri"/>
-          <w:i/>
-          <w:iCs/>
-          <w:color w:val="666666"/>
-          <w:sz w:val="18"/>
-          <w:szCs w:val="18"/>
-        </w:rPr>
-        <w:t xml:space="preserve">Word count: 898 (main body; excludes title block, risk register tables, figure and reference list)</w:t>
       </w:r>
     </w:p>
     <w:p>
